--- a/skill8/skill8.docx
+++ b/skill8/skill8.docx
@@ -276,7 +276,7 @@
         </w:rPr>
         <w:lastRenderedPageBreak/>
         <w:drawing>
-          <wp:inline distT="0" distB="0" distL="0" distR="0" wp14:anchorId="3CE26C6A" wp14:editId="69AAD44C">
+          <wp:inline distT="0" distB="0" distL="0" distR="0" wp14:anchorId="3CE26C6A" wp14:editId="62EDA5D2">
             <wp:extent cx="5731510" cy="3223895"/>
             <wp:effectExtent l="0" t="0" r="2540" b="0"/>
             <wp:docPr id="1654866177" name="Picture 2"/>
@@ -322,7 +322,7 @@
           <w:noProof/>
         </w:rPr>
         <w:drawing>
-          <wp:inline distT="0" distB="0" distL="0" distR="0" wp14:anchorId="296105A6" wp14:editId="2ACBDB5A">
+          <wp:inline distT="0" distB="0" distL="0" distR="0" wp14:anchorId="296105A6" wp14:editId="5F65E421">
             <wp:extent cx="5731510" cy="3223895"/>
             <wp:effectExtent l="0" t="0" r="2540" b="0"/>
             <wp:docPr id="1289108944" name="Picture 3"/>
@@ -371,13 +371,8 @@
       <w:pPr>
         <w:pStyle w:val="Heading1"/>
       </w:pPr>
-      <w:proofErr w:type="spellStart"/>
       <w:r>
-        <w:t>Github</w:t>
-      </w:r>
-      <w:proofErr w:type="spellEnd"/>
-      <w:r>
-        <w:t xml:space="preserve"> Repo Link:</w:t>
+        <w:t>Github Repo Link:</w:t>
       </w:r>
     </w:p>
     <w:p>
@@ -389,6 +384,46 @@
           <w:t>https://github.com/harsha08-2k6/FSAD-WORKBOOK.git</w:t>
         </w:r>
       </w:hyperlink>
+    </w:p>
+    <w:p>
+      <w:r>
+        <w:lastRenderedPageBreak/>
+        <w:drawing>
+          <wp:inline distT="0" distB="0" distL="0" distR="0" wp14:anchorId="458F91FC" wp14:editId="7FC5B962">
+            <wp:extent cx="5731510" cy="3222625"/>
+            <wp:effectExtent l="0" t="0" r="2540" b="0"/>
+            <wp:docPr id="467111620" name="Picture 1"/>
+            <wp:cNvGraphicFramePr>
+              <a:graphicFrameLocks xmlns:a="http://schemas.openxmlformats.org/drawingml/2006/main" noChangeAspect="1"/>
+            </wp:cNvGraphicFramePr>
+            <a:graphic xmlns:a="http://schemas.openxmlformats.org/drawingml/2006/main">
+              <a:graphicData uri="http://schemas.openxmlformats.org/drawingml/2006/picture">
+                <pic:pic xmlns:pic="http://schemas.openxmlformats.org/drawingml/2006/picture">
+                  <pic:nvPicPr>
+                    <pic:cNvPr id="467111620" name=""/>
+                    <pic:cNvPicPr/>
+                  </pic:nvPicPr>
+                  <pic:blipFill>
+                    <a:blip r:embed="rId10"/>
+                    <a:stretch>
+                      <a:fillRect/>
+                    </a:stretch>
+                  </pic:blipFill>
+                  <pic:spPr>
+                    <a:xfrm>
+                      <a:off x="0" y="0"/>
+                      <a:ext cx="5731510" cy="3222625"/>
+                    </a:xfrm>
+                    <a:prstGeom prst="rect">
+                      <a:avLst/>
+                    </a:prstGeom>
+                  </pic:spPr>
+                </pic:pic>
+              </a:graphicData>
+            </a:graphic>
+          </wp:inline>
+        </w:drawing>
+      </w:r>
     </w:p>
     <w:sectPr>
       <w:pgSz w:w="11906" w:h="16838"/>
